--- a/Requisitos/CSU01 - Autenticar usuário.docx
+++ b/Requisitos/CSU01 - Autenticar usuário.docx
@@ -215,7 +215,14 @@
                 <w:sz w:val="28"/>
                 <w:szCs w:val="28"/>
               </w:rPr>
-              <w:t>Paciente.</w:t>
+              <w:t>Cuidador</w:t>
+            </w:r>
+            <w:r>
+              <w:rPr>
+                <w:sz w:val="28"/>
+                <w:szCs w:val="28"/>
+              </w:rPr>
+              <w:t>.</w:t>
             </w:r>
           </w:p>
         </w:tc>
@@ -497,14 +504,7 @@
                 <w:sz w:val="28"/>
                 <w:szCs w:val="28"/>
               </w:rPr>
-              <w:t xml:space="preserve">3. Ator informa usuário e senha e </w:t>
-            </w:r>
-            <w:r>
-              <w:rPr>
-                <w:sz w:val="28"/>
-                <w:szCs w:val="28"/>
-              </w:rPr>
-              <w:t>pressiona botão "</w:t>
+              <w:t>3. Ator informa usuário e senha e pressiona botão "</w:t>
             </w:r>
             <w:r>
               <w:rPr>
@@ -542,7 +542,27 @@
                 <w:sz w:val="28"/>
                 <w:szCs w:val="28"/>
               </w:rPr>
-              <w:t>“Esqueceu a senha</w:t>
+              <w:t>“Esqueceu a senha?”</w:t>
+            </w:r>
+            <w:r>
+              <w:rPr>
+                <w:sz w:val="28"/>
+                <w:szCs w:val="28"/>
+              </w:rPr>
+              <w:t>.</w:t>
+            </w:r>
+          </w:p>
+          <w:p>
+            <w:pPr>
+              <w:spacing w:line="360" w:lineRule="auto"/>
+              <w:jc w:val="both"/>
+            </w:pPr>
+            <w:r>
+              <w:rPr>
+                <w:sz w:val="28"/>
+                <w:szCs w:val="28"/>
+              </w:rPr>
+              <w:t xml:space="preserve">5. Ator pressiona o botão </w:t>
             </w:r>
             <w:r>
               <w:rPr>
@@ -551,16 +571,49 @@
                 <w:sz w:val="28"/>
                 <w:szCs w:val="28"/>
               </w:rPr>
-              <w:t>?”</w:t>
-            </w:r>
-            <w:r>
-              <w:rPr>
-                <w:sz w:val="28"/>
-                <w:szCs w:val="28"/>
-              </w:rPr>
-              <w:t>.</w:t>
-            </w:r>
-          </w:p>
+              <w:t>“Não possui conta? cadastre-se”.</w:t>
+            </w:r>
+          </w:p>
+        </w:tc>
+      </w:tr>
+      <w:tr>
+        <w:tc>
+          <w:tcPr>
+            <w:tcW w:w="9628" w:type="dxa"/>
+            <w:tcBorders>
+              <w:top w:val="single" w:sz="4" w:space="0" w:color="000000"/>
+              <w:left w:val="single" w:sz="4" w:space="0" w:color="000000"/>
+              <w:bottom w:val="single" w:sz="4" w:space="0" w:color="000000"/>
+              <w:right w:val="single" w:sz="4" w:space="0" w:color="000000"/>
+            </w:tcBorders>
+          </w:tcPr>
+          <w:p>
+            <w:pPr>
+              <w:spacing w:line="360" w:lineRule="auto"/>
+              <w:jc w:val="center"/>
+            </w:pPr>
+            <w:r>
+              <w:rPr>
+                <w:b/>
+                <w:sz w:val="28"/>
+                <w:szCs w:val="28"/>
+              </w:rPr>
+              <w:t>Fluxo alternativo</w:t>
+            </w:r>
+          </w:p>
+        </w:tc>
+      </w:tr>
+      <w:tr>
+        <w:tc>
+          <w:tcPr>
+            <w:tcW w:w="9628" w:type="dxa"/>
+            <w:tcBorders>
+              <w:top w:val="single" w:sz="4" w:space="0" w:color="000000"/>
+              <w:left w:val="single" w:sz="4" w:space="0" w:color="000000"/>
+              <w:bottom w:val="single" w:sz="4" w:space="0" w:color="000000"/>
+              <w:right w:val="single" w:sz="4" w:space="0" w:color="000000"/>
+            </w:tcBorders>
+          </w:tcPr>
           <w:p>
             <w:pPr>
               <w:spacing w:line="360" w:lineRule="auto"/>
@@ -568,11 +621,46 @@
             </w:pPr>
             <w:r>
               <w:rPr>
-                <w:sz w:val="28"/>
-                <w:szCs w:val="28"/>
-              </w:rPr>
-              <w:t xml:space="preserve">5. Ator pressiona o botão </w:t>
-            </w:r>
+                <w:b/>
+                <w:sz w:val="28"/>
+                <w:szCs w:val="28"/>
+              </w:rPr>
+              <w:t xml:space="preserve">Passo 4: </w:t>
+            </w:r>
+            <w:r>
+              <w:rPr>
+                <w:sz w:val="28"/>
+                <w:szCs w:val="28"/>
+              </w:rPr>
+              <w:t>Ator esqueceu a sua senha.</w:t>
+            </w:r>
+          </w:p>
+          <w:p>
+            <w:pPr>
+              <w:spacing w:line="360" w:lineRule="auto"/>
+              <w:jc w:val="both"/>
+            </w:pPr>
+            <w:r>
+              <w:rPr>
+                <w:b/>
+                <w:sz w:val="28"/>
+                <w:szCs w:val="28"/>
+              </w:rPr>
+              <w:t xml:space="preserve">Passo 5: </w:t>
+            </w:r>
+            <w:r>
+              <w:rPr>
+                <w:sz w:val="28"/>
+                <w:szCs w:val="28"/>
+              </w:rPr>
+              <w:t>Ator não possui uma conta.</w:t>
+            </w:r>
+          </w:p>
+          <w:p>
+            <w:pPr>
+              <w:spacing w:line="360" w:lineRule="auto"/>
+              <w:jc w:val="both"/>
+            </w:pPr>
             <w:r>
               <w:rPr>
                 <w:b/>
@@ -580,110 +668,6 @@
                 <w:sz w:val="28"/>
                 <w:szCs w:val="28"/>
               </w:rPr>
-              <w:t>“Não possui conta? cadastre-se”.</w:t>
-            </w:r>
-          </w:p>
-        </w:tc>
-      </w:tr>
-      <w:tr>
-        <w:tc>
-          <w:tcPr>
-            <w:tcW w:w="9628" w:type="dxa"/>
-            <w:tcBorders>
-              <w:top w:val="single" w:sz="4" w:space="0" w:color="000000"/>
-              <w:left w:val="single" w:sz="4" w:space="0" w:color="000000"/>
-              <w:bottom w:val="single" w:sz="4" w:space="0" w:color="000000"/>
-              <w:right w:val="single" w:sz="4" w:space="0" w:color="000000"/>
-            </w:tcBorders>
-          </w:tcPr>
-          <w:p>
-            <w:pPr>
-              <w:spacing w:line="360" w:lineRule="auto"/>
-              <w:jc w:val="center"/>
-            </w:pPr>
-            <w:r>
-              <w:rPr>
-                <w:b/>
-                <w:sz w:val="28"/>
-                <w:szCs w:val="28"/>
-              </w:rPr>
-              <w:t>Fluxo alternativo</w:t>
-            </w:r>
-          </w:p>
-        </w:tc>
-      </w:tr>
-      <w:tr>
-        <w:tc>
-          <w:tcPr>
-            <w:tcW w:w="9628" w:type="dxa"/>
-            <w:tcBorders>
-              <w:top w:val="single" w:sz="4" w:space="0" w:color="000000"/>
-              <w:left w:val="single" w:sz="4" w:space="0" w:color="000000"/>
-              <w:bottom w:val="single" w:sz="4" w:space="0" w:color="000000"/>
-              <w:right w:val="single" w:sz="4" w:space="0" w:color="000000"/>
-            </w:tcBorders>
-          </w:tcPr>
-          <w:p>
-            <w:pPr>
-              <w:spacing w:line="360" w:lineRule="auto"/>
-              <w:jc w:val="both"/>
-            </w:pPr>
-            <w:r>
-              <w:rPr>
-                <w:b/>
-                <w:sz w:val="28"/>
-                <w:szCs w:val="28"/>
-              </w:rPr>
-              <w:t xml:space="preserve">Passo 4: </w:t>
-            </w:r>
-            <w:r>
-              <w:rPr>
-                <w:sz w:val="28"/>
-                <w:szCs w:val="28"/>
-              </w:rPr>
-              <w:t>Ator esqueceu a sua senha.</w:t>
-            </w:r>
-          </w:p>
-          <w:p>
-            <w:pPr>
-              <w:spacing w:line="360" w:lineRule="auto"/>
-              <w:jc w:val="both"/>
-            </w:pPr>
-            <w:r>
-              <w:rPr>
-                <w:b/>
-                <w:sz w:val="28"/>
-                <w:szCs w:val="28"/>
-              </w:rPr>
-              <w:t xml:space="preserve">Passo 5: </w:t>
-            </w:r>
-            <w:r>
-              <w:rPr>
-                <w:sz w:val="28"/>
-                <w:szCs w:val="28"/>
-              </w:rPr>
-              <w:t xml:space="preserve">Ator não possui uma </w:t>
-            </w:r>
-            <w:r>
-              <w:rPr>
-                <w:sz w:val="28"/>
-                <w:szCs w:val="28"/>
-              </w:rPr>
-              <w:t>conta.</w:t>
-            </w:r>
-          </w:p>
-          <w:p>
-            <w:pPr>
-              <w:spacing w:line="360" w:lineRule="auto"/>
-              <w:jc w:val="both"/>
-            </w:pPr>
-            <w:r>
-              <w:rPr>
-                <w:b/>
-                <w:bCs/>
-                <w:sz w:val="28"/>
-                <w:szCs w:val="28"/>
-              </w:rPr>
               <w:t>Passo 1</w:t>
             </w:r>
             <w:r>
@@ -691,14 +675,7 @@
                 <w:sz w:val="28"/>
                 <w:szCs w:val="28"/>
               </w:rPr>
-              <w:t>: Autenticação desktop</w:t>
-            </w:r>
-            <w:r>
-              <w:rPr>
-                <w:sz w:val="28"/>
-                <w:szCs w:val="28"/>
-              </w:rPr>
-              <w:t>.</w:t>
+              <w:t>: Autenticação desktop.</w:t>
             </w:r>
           </w:p>
         </w:tc>
@@ -950,21 +927,7 @@
                 <w:sz w:val="28"/>
                 <w:szCs w:val="28"/>
               </w:rPr>
-              <w:t>13</w:t>
-            </w:r>
-            <w:r>
-              <w:rPr>
-                <w:sz w:val="28"/>
-                <w:szCs w:val="28"/>
-              </w:rPr>
-              <w:t>/05</w:t>
-            </w:r>
-            <w:r>
-              <w:rPr>
-                <w:sz w:val="28"/>
-                <w:szCs w:val="28"/>
-              </w:rPr>
-              <w:t>/2026</w:t>
+              <w:t>13/05/2026</w:t>
             </w:r>
           </w:p>
         </w:tc>
